--- a/examples/clustering/doc/20-model-selection-tuning.docx
+++ b/examples/clustering/doc/20-model-selection-tuning.docx
@@ -31,7 +31,7 @@
         <w:t xml:space="preserve"> </w:t>
       </w:r>
       <w:r>
-        <w:t xml:space="preserve">- In this example, it chooses</w:t>
+        <w:t xml:space="preserve">- In this example the tuned base model is</w:t>
       </w:r>
       <w:r>
         <w:t xml:space="preserve"> </w:t>
@@ -40,191 +40,230 @@
         <w:rPr>
           <w:rStyle w:val="VerbatimChar"/>
         </w:rPr>
-        <w:t xml:space="preserve">k</w:t>
-      </w:r>
-      <w:r>
-        <w:t xml:space="preserve"> </w:t>
-      </w:r>
-      <w:r>
-        <w:t xml:space="preserve">for</w:t>
-      </w:r>
-      <w:r>
-        <w:t xml:space="preserve"> </w:t>
-      </w:r>
-      <w:r>
-        <w:rPr>
-          <w:rStyle w:val="VerbatimChar"/>
-        </w:rPr>
         <w:t xml:space="preserve">cluster_kmeans</w:t>
       </w:r>
       <w:r>
-        <w:t xml:space="preserve"> </w:t>
-      </w:r>
-      <w:r>
-        <w:t xml:space="preserve">over a range, using the metric and selector configured in the base model.</w:t>
+        <w:t xml:space="preserve">.</w:t>
       </w:r>
     </w:p>
     <w:p>
       <w:pPr>
-        <w:pStyle w:val="SourceCode"/>
-      </w:pPr>
-      <w:r>
-        <w:rPr>
-          <w:rStyle w:val="FunctionTok"/>
-        </w:rPr>
-        <w:t xml:space="preserve">source</w:t>
-      </w:r>
-      <w:r>
-        <w:rPr>
-          <w:rStyle w:val="NormalTok"/>
-        </w:rPr>
-        <w:t xml:space="preserve">(</w:t>
-      </w:r>
-      <w:r>
-        <w:rPr>
-          <w:rStyle w:val="FunctionTok"/>
-        </w:rPr>
-        <w:t xml:space="preserve">url</w:t>
-      </w:r>
-      <w:r>
-        <w:rPr>
-          <w:rStyle w:val="NormalTok"/>
-        </w:rPr>
-        <w:t xml:space="preserve">(</w:t>
-      </w:r>
-      <w:r>
-        <w:rPr>
-          <w:rStyle w:val="StringTok"/>
-        </w:rPr>
-        <w:t xml:space="preserve">"https://raw.githubusercontent.com/cefet-rj-dal/daltoolbox/main/examples/seed.R"</w:t>
-      </w:r>
-      <w:r>
-        <w:rPr>
-          <w:rStyle w:val="NormalTok"/>
-        </w:rPr>
-        <w:t xml:space="preserve">))</w:t>
-      </w:r>
-      <w:r>
-        <w:br/>
-      </w:r>
-      <w:r>
-        <w:rPr>
-          <w:rStyle w:val="CommentTok"/>
-        </w:rPr>
-        <w:t xml:space="preserve"># Clustering - Tune Kmeans</w:t>
-      </w:r>
-      <w:r>
-        <w:br/>
-      </w:r>
-      <w:r>
-        <w:br/>
-      </w:r>
-      <w:r>
-        <w:rPr>
-          <w:rStyle w:val="CommentTok"/>
-        </w:rPr>
-        <w:t xml:space="preserve"># installation </w:t>
-      </w:r>
-      <w:r>
-        <w:br/>
-      </w:r>
-      <w:r>
-        <w:rPr>
-          <w:rStyle w:val="CommentTok"/>
-        </w:rPr>
-        <w:t xml:space="preserve">#install.packages("daltoolbox")</w:t>
-      </w:r>
-      <w:r>
-        <w:br/>
-      </w:r>
-      <w:r>
-        <w:br/>
-      </w:r>
-      <w:r>
-        <w:rPr>
-          <w:rStyle w:val="CommentTok"/>
-        </w:rPr>
-        <w:t xml:space="preserve"># loading DAL</w:t>
-      </w:r>
-      <w:r>
-        <w:br/>
-      </w:r>
-      <w:r>
-        <w:rPr>
-          <w:rStyle w:val="FunctionTok"/>
-        </w:rPr>
-        <w:t xml:space="preserve">library</w:t>
-      </w:r>
-      <w:r>
-        <w:rPr>
-          <w:rStyle w:val="NormalTok"/>
-        </w:rPr>
-        <w:t xml:space="preserve">(daltoolbox)  </w:t>
+        <w:pStyle w:val="BodyText"/>
+      </w:pPr>
+      <w:r>
+        <w:t xml:space="preserve">Didactic goal: preserve the same clustering line of experiment and treat tuning as a change in configuration rather than as a different workflow.</w:t>
       </w:r>
     </w:p>
     <w:p>
       <w:pPr>
-        <w:pStyle w:val="FirstParagraph"/>
-      </w:pPr>
-      <w:r>
-        <w:t xml:space="preserve">Didactic goal: read this example as an unsupervised workflow. The emphasis is not on predicting a known label during training, but on understanding how the method groups the data and how preprocessing affects that grouping.</w:t>
+        <w:pStyle w:val="BodyText"/>
+      </w:pPr>
+      <w:r>
+        <w:t xml:space="preserve">Environment setup.</w:t>
       </w:r>
     </w:p>
     <w:p>
       <w:pPr>
-        <w:pStyle w:val="BodyText"/>
-      </w:pPr>
-      <w:r>
-        <w:t xml:space="preserve">Load data (</w:t>
-      </w:r>
-      <w:r>
-        <w:rPr>
-          <w:rStyle w:val="VerbatimChar"/>
-        </w:rPr>
-        <w:t xml:space="preserve">iris</w:t>
-      </w:r>
-      <w:r>
-        <w:t xml:space="preserve">).</w:t>
+        <w:pStyle w:val="SourceCode"/>
+      </w:pPr>
+      <w:r>
+        <w:rPr>
+          <w:rStyle w:val="FunctionTok"/>
+        </w:rPr>
+        <w:t xml:space="preserve">source</w:t>
+      </w:r>
+      <w:r>
+        <w:rPr>
+          <w:rStyle w:val="NormalTok"/>
+        </w:rPr>
+        <w:t xml:space="preserve">(</w:t>
+      </w:r>
+      <w:r>
+        <w:rPr>
+          <w:rStyle w:val="FunctionTok"/>
+        </w:rPr>
+        <w:t xml:space="preserve">url</w:t>
+      </w:r>
+      <w:r>
+        <w:rPr>
+          <w:rStyle w:val="NormalTok"/>
+        </w:rPr>
+        <w:t xml:space="preserve">(</w:t>
+      </w:r>
+      <w:r>
+        <w:rPr>
+          <w:rStyle w:val="StringTok"/>
+        </w:rPr>
+        <w:t xml:space="preserve">"https://raw.githubusercontent.com/cefet-rj-dal/daltoolbox/main/examples/seed.R"</w:t>
+      </w:r>
+      <w:r>
+        <w:rPr>
+          <w:rStyle w:val="NormalTok"/>
+        </w:rPr>
+        <w:t xml:space="preserve">))</w:t>
+      </w:r>
+      <w:r>
+        <w:br/>
+      </w:r>
+      <w:r>
+        <w:rPr>
+          <w:rStyle w:val="CommentTok"/>
+        </w:rPr>
+        <w:t xml:space="preserve"># install.packages("daltoolbox")</w:t>
+      </w:r>
+      <w:r>
+        <w:br/>
+      </w:r>
+      <w:r>
+        <w:br/>
+      </w:r>
+      <w:r>
+        <w:rPr>
+          <w:rStyle w:val="FunctionTok"/>
+        </w:rPr>
+        <w:t xml:space="preserve">library</w:t>
+      </w:r>
+      <w:r>
+        <w:rPr>
+          <w:rStyle w:val="NormalTok"/>
+        </w:rPr>
+        <w:t xml:space="preserve">(daltoolbox)</w:t>
       </w:r>
     </w:p>
     <w:p>
       <w:pPr>
-        <w:pStyle w:val="SourceCode"/>
-      </w:pPr>
-      <w:r>
-        <w:rPr>
-          <w:rStyle w:val="FunctionTok"/>
-        </w:rPr>
-        <w:t xml:space="preserve">data</w:t>
-      </w:r>
-      <w:r>
-        <w:rPr>
-          <w:rStyle w:val="NormalTok"/>
-        </w:rPr>
-        <w:t xml:space="preserve">(iris)</w:t>
+        <w:pStyle w:val="FirstParagraph"/>
+      </w:pPr>
+      <w:r>
+        <w:t xml:space="preserve">Load data and separate predictors from the reference labels used only for interpretation.</w:t>
       </w:r>
     </w:p>
     <w:p>
       <w:pPr>
-        <w:pStyle w:val="FirstParagraph"/>
-      </w:pPr>
-      <w:r>
-        <w:t xml:space="preserve">Fit the model with a search over</w:t>
-      </w:r>
-      <w:r>
-        <w:t xml:space="preserve"> </w:t>
-      </w:r>
-      <w:r>
-        <w:rPr>
-          <w:rStyle w:val="VerbatimChar"/>
-        </w:rPr>
-        <w:t xml:space="preserve">k = 2..10</w:t>
-      </w:r>
-      <w:r>
-        <w:t xml:space="preserve"> </w:t>
-      </w:r>
-      <w:r>
-        <w:t xml:space="preserve">and extract the best k.</w:t>
+        <w:pStyle w:val="SourceCode"/>
+      </w:pPr>
+      <w:r>
+        <w:rPr>
+          <w:rStyle w:val="NormalTok"/>
+        </w:rPr>
+        <w:t xml:space="preserve">iris </w:t>
+      </w:r>
+      <w:r>
+        <w:rPr>
+          <w:rStyle w:val="OtherTok"/>
+        </w:rPr>
+        <w:t xml:space="preserve">&lt;-</w:t>
+      </w:r>
+      <w:r>
+        <w:rPr>
+          <w:rStyle w:val="NormalTok"/>
+        </w:rPr>
+        <w:t xml:space="preserve"> datasets</w:t>
+      </w:r>
+      <w:r>
+        <w:rPr>
+          <w:rStyle w:val="SpecialCharTok"/>
+        </w:rPr>
+        <w:t xml:space="preserve">::</w:t>
+      </w:r>
+      <w:r>
+        <w:rPr>
+          <w:rStyle w:val="NormalTok"/>
+        </w:rPr>
+        <w:t xml:space="preserve">iris</w:t>
+      </w:r>
+      <w:r>
+        <w:br/>
+      </w:r>
+      <w:r>
+        <w:rPr>
+          <w:rStyle w:val="NormalTok"/>
+        </w:rPr>
+        <w:t xml:space="preserve">x </w:t>
+      </w:r>
+      <w:r>
+        <w:rPr>
+          <w:rStyle w:val="OtherTok"/>
+        </w:rPr>
+        <w:t xml:space="preserve">&lt;-</w:t>
+      </w:r>
+      <w:r>
+        <w:rPr>
+          <w:rStyle w:val="NormalTok"/>
+        </w:rPr>
+        <w:t xml:space="preserve"> iris[, </w:t>
+      </w:r>
+      <w:r>
+        <w:rPr>
+          <w:rStyle w:val="DecValTok"/>
+        </w:rPr>
+        <w:t xml:space="preserve">1</w:t>
+      </w:r>
+      <w:r>
+        <w:rPr>
+          <w:rStyle w:val="SpecialCharTok"/>
+        </w:rPr>
+        <w:t xml:space="preserve">:</w:t>
+      </w:r>
+      <w:r>
+        <w:rPr>
+          <w:rStyle w:val="DecValTok"/>
+        </w:rPr>
+        <w:t xml:space="preserve">4</w:t>
+      </w:r>
+      <w:r>
+        <w:rPr>
+          <w:rStyle w:val="NormalTok"/>
+        </w:rPr>
+        <w:t xml:space="preserve">]</w:t>
+      </w:r>
+      <w:r>
+        <w:br/>
+      </w:r>
+      <w:r>
+        <w:rPr>
+          <w:rStyle w:val="NormalTok"/>
+        </w:rPr>
+        <w:t xml:space="preserve">ref </w:t>
+      </w:r>
+      <w:r>
+        <w:rPr>
+          <w:rStyle w:val="OtherTok"/>
+        </w:rPr>
+        <w:t xml:space="preserve">&lt;-</w:t>
+      </w:r>
+      <w:r>
+        <w:rPr>
+          <w:rStyle w:val="NormalTok"/>
+        </w:rPr>
+        <w:t xml:space="preserve"> iris</w:t>
+      </w:r>
+      <w:r>
+        <w:rPr>
+          <w:rStyle w:val="SpecialCharTok"/>
+        </w:rPr>
+        <w:t xml:space="preserve">$</w:t>
+      </w:r>
+      <w:r>
+        <w:rPr>
+          <w:rStyle w:val="NormalTok"/>
+        </w:rPr>
+        <w:t xml:space="preserve">Species</w:t>
+      </w:r>
+      <w:r>
+        <w:br/>
+      </w:r>
+      <w:r>
+        <w:rPr>
+          <w:rStyle w:val="FunctionTok"/>
+        </w:rPr>
+        <w:t xml:space="preserve">head</w:t>
+      </w:r>
+      <w:r>
+        <w:rPr>
+          <w:rStyle w:val="NormalTok"/>
+        </w:rPr>
+        <w:t xml:space="preserve">(x)</w:t>
       </w:r>
     </w:p>
     <w:p>
@@ -233,606 +272,486 @@
       </w:pPr>
       <w:r>
         <w:rPr>
-          <w:rStyle w:val="CommentTok"/>
-        </w:rPr>
-        <w:t xml:space="preserve"># model training with hyperparameter search</w:t>
-      </w:r>
-      <w:r>
-        <w:br/>
-      </w:r>
-      <w:r>
-        <w:rPr>
-          <w:rStyle w:val="NormalTok"/>
-        </w:rPr>
-        <w:t xml:space="preserve">base_model </w:t>
-      </w:r>
-      <w:r>
-        <w:rPr>
-          <w:rStyle w:val="OtherTok"/>
-        </w:rPr>
-        <w:t xml:space="preserve">&lt;-</w:t>
-      </w:r>
-      <w:r>
-        <w:rPr>
-          <w:rStyle w:val="NormalTok"/>
-        </w:rPr>
-        <w:t xml:space="preserve"> </w:t>
-      </w:r>
-      <w:r>
-        <w:rPr>
-          <w:rStyle w:val="FunctionTok"/>
-        </w:rPr>
-        <w:t xml:space="preserve">cluster_kmeans</w:t>
-      </w:r>
-      <w:r>
-        <w:rPr>
-          <w:rStyle w:val="NormalTok"/>
-        </w:rPr>
-        <w:t xml:space="preserve">(</w:t>
-      </w:r>
-      <w:r>
-        <w:rPr>
-          <w:rStyle w:val="AttributeTok"/>
-        </w:rPr>
-        <w:t xml:space="preserve">k =</w:t>
-      </w:r>
-      <w:r>
-        <w:rPr>
-          <w:rStyle w:val="NormalTok"/>
-        </w:rPr>
-        <w:t xml:space="preserve"> </w:t>
-      </w:r>
-      <w:r>
-        <w:rPr>
-          <w:rStyle w:val="DecValTok"/>
-        </w:rPr>
-        <w:t xml:space="preserve">2</w:t>
-      </w:r>
-      <w:r>
-        <w:rPr>
-          <w:rStyle w:val="NormalTok"/>
-        </w:rPr>
-        <w:t xml:space="preserve">)</w:t>
-      </w:r>
-      <w:r>
-        <w:br/>
-      </w:r>
-      <w:r>
-        <w:rPr>
-          <w:rStyle w:val="NormalTok"/>
-        </w:rPr>
-        <w:t xml:space="preserve">base_model</w:t>
-      </w:r>
-      <w:r>
-        <w:rPr>
-          <w:rStyle w:val="SpecialCharTok"/>
-        </w:rPr>
-        <w:t xml:space="preserve">$</w:t>
-      </w:r>
-      <w:r>
-        <w:rPr>
-          <w:rStyle w:val="NormalTok"/>
-        </w:rPr>
-        <w:t xml:space="preserve">metric </w:t>
-      </w:r>
-      <w:r>
-        <w:rPr>
-          <w:rStyle w:val="OtherTok"/>
-        </w:rPr>
-        <w:t xml:space="preserve">&lt;-</w:t>
-      </w:r>
-      <w:r>
-        <w:rPr>
-          <w:rStyle w:val="NormalTok"/>
-        </w:rPr>
-        <w:t xml:space="preserve"> base_model</w:t>
-      </w:r>
-      <w:r>
-        <w:rPr>
-          <w:rStyle w:val="SpecialCharTok"/>
-        </w:rPr>
-        <w:t xml:space="preserve">$</w:t>
-      </w:r>
-      <w:r>
-        <w:rPr>
-          <w:rStyle w:val="NormalTok"/>
-        </w:rPr>
-        <w:t xml:space="preserve">clu_utils</w:t>
-      </w:r>
-      <w:r>
-        <w:rPr>
-          <w:rStyle w:val="SpecialCharTok"/>
-        </w:rPr>
-        <w:t xml:space="preserve">$</w:t>
-      </w:r>
-      <w:r>
-        <w:rPr>
-          <w:rStyle w:val="NormalTok"/>
-        </w:rPr>
-        <w:t xml:space="preserve">metric_silhouette</w:t>
-      </w:r>
-      <w:r>
-        <w:br/>
-      </w:r>
-      <w:r>
-        <w:rPr>
-          <w:rStyle w:val="NormalTok"/>
-        </w:rPr>
-        <w:t xml:space="preserve">base_model</w:t>
-      </w:r>
-      <w:r>
-        <w:rPr>
-          <w:rStyle w:val="SpecialCharTok"/>
-        </w:rPr>
-        <w:t xml:space="preserve">$</w:t>
-      </w:r>
-      <w:r>
-        <w:rPr>
-          <w:rStyle w:val="NormalTok"/>
-        </w:rPr>
-        <w:t xml:space="preserve">selector </w:t>
-      </w:r>
-      <w:r>
-        <w:rPr>
-          <w:rStyle w:val="OtherTok"/>
-        </w:rPr>
-        <w:t xml:space="preserve">&lt;-</w:t>
-      </w:r>
-      <w:r>
-        <w:rPr>
-          <w:rStyle w:val="NormalTok"/>
-        </w:rPr>
-        <w:t xml:space="preserve"> base_model</w:t>
-      </w:r>
-      <w:r>
-        <w:rPr>
-          <w:rStyle w:val="SpecialCharTok"/>
-        </w:rPr>
-        <w:t xml:space="preserve">$</w:t>
-      </w:r>
-      <w:r>
-        <w:rPr>
-          <w:rStyle w:val="NormalTok"/>
-        </w:rPr>
-        <w:t xml:space="preserve">clu_utils</w:t>
-      </w:r>
-      <w:r>
-        <w:rPr>
-          <w:rStyle w:val="SpecialCharTok"/>
-        </w:rPr>
-        <w:t xml:space="preserve">$</w:t>
-      </w:r>
-      <w:r>
-        <w:rPr>
-          <w:rStyle w:val="NormalTok"/>
-        </w:rPr>
-        <w:t xml:space="preserve">selector_best</w:t>
-      </w:r>
-      <w:r>
-        <w:br/>
-      </w:r>
-      <w:r>
-        <w:rPr>
-          <w:rStyle w:val="NormalTok"/>
-        </w:rPr>
-        <w:t xml:space="preserve">base_model</w:t>
-      </w:r>
-      <w:r>
-        <w:rPr>
-          <w:rStyle w:val="SpecialCharTok"/>
-        </w:rPr>
-        <w:t xml:space="preserve">$</w:t>
-      </w:r>
-      <w:r>
-        <w:rPr>
-          <w:rStyle w:val="NormalTok"/>
-        </w:rPr>
-        <w:t xml:space="preserve">eval_internal </w:t>
-      </w:r>
-      <w:r>
-        <w:rPr>
-          <w:rStyle w:val="OtherTok"/>
-        </w:rPr>
-        <w:t xml:space="preserve">&lt;-</w:t>
-      </w:r>
-      <w:r>
-        <w:rPr>
-          <w:rStyle w:val="NormalTok"/>
-        </w:rPr>
-        <w:t xml:space="preserve"> </w:t>
-      </w:r>
-      <w:r>
-        <w:rPr>
-          <w:rStyle w:val="FunctionTok"/>
-        </w:rPr>
-        <w:t xml:space="preserve">list</w:t>
-      </w:r>
-      <w:r>
-        <w:rPr>
-          <w:rStyle w:val="NormalTok"/>
-        </w:rPr>
-        <w:t xml:space="preserve">(base_model</w:t>
-      </w:r>
-      <w:r>
-        <w:rPr>
-          <w:rStyle w:val="SpecialCharTok"/>
-        </w:rPr>
-        <w:t xml:space="preserve">$</w:t>
-      </w:r>
-      <w:r>
-        <w:rPr>
-          <w:rStyle w:val="NormalTok"/>
-        </w:rPr>
-        <w:t xml:space="preserve">clu_utils</w:t>
-      </w:r>
-      <w:r>
-        <w:rPr>
-          <w:rStyle w:val="SpecialCharTok"/>
-        </w:rPr>
-        <w:t xml:space="preserve">$</w:t>
-      </w:r>
-      <w:r>
-        <w:rPr>
-          <w:rStyle w:val="NormalTok"/>
-        </w:rPr>
-        <w:t xml:space="preserve">metric_silhouette)</w:t>
-      </w:r>
-      <w:r>
-        <w:br/>
-      </w:r>
-      <w:r>
-        <w:rPr>
-          <w:rStyle w:val="NormalTok"/>
-        </w:rPr>
-        <w:t xml:space="preserve">base_model</w:t>
-      </w:r>
-      <w:r>
-        <w:rPr>
-          <w:rStyle w:val="SpecialCharTok"/>
-        </w:rPr>
-        <w:t xml:space="preserve">$</w:t>
-      </w:r>
-      <w:r>
-        <w:rPr>
-          <w:rStyle w:val="NormalTok"/>
-        </w:rPr>
-        <w:t xml:space="preserve">eval_external </w:t>
-      </w:r>
-      <w:r>
-        <w:rPr>
-          <w:rStyle w:val="OtherTok"/>
-        </w:rPr>
-        <w:t xml:space="preserve">&lt;-</w:t>
-      </w:r>
-      <w:r>
-        <w:rPr>
-          <w:rStyle w:val="NormalTok"/>
-        </w:rPr>
-        <w:t xml:space="preserve"> </w:t>
-      </w:r>
-      <w:r>
-        <w:rPr>
-          <w:rStyle w:val="FunctionTok"/>
-        </w:rPr>
-        <w:t xml:space="preserve">list</w:t>
-      </w:r>
-      <w:r>
-        <w:rPr>
-          <w:rStyle w:val="NormalTok"/>
-        </w:rPr>
-        <w:t xml:space="preserve">(base_model</w:t>
-      </w:r>
-      <w:r>
-        <w:rPr>
-          <w:rStyle w:val="SpecialCharTok"/>
-        </w:rPr>
-        <w:t xml:space="preserve">$</w:t>
-      </w:r>
-      <w:r>
-        <w:rPr>
-          <w:rStyle w:val="NormalTok"/>
-        </w:rPr>
-        <w:t xml:space="preserve">clu_utils</w:t>
-      </w:r>
-      <w:r>
-        <w:rPr>
-          <w:rStyle w:val="SpecialCharTok"/>
-        </w:rPr>
-        <w:t xml:space="preserve">$</w:t>
-      </w:r>
-      <w:r>
-        <w:rPr>
-          <w:rStyle w:val="NormalTok"/>
-        </w:rPr>
-        <w:t xml:space="preserve">metric_entropy)</w:t>
-      </w:r>
-      <w:r>
-        <w:br/>
-      </w:r>
-      <w:r>
-        <w:rPr>
-          <w:rStyle w:val="NormalTok"/>
-        </w:rPr>
-        <w:t xml:space="preserve">model </w:t>
-      </w:r>
-      <w:r>
-        <w:rPr>
-          <w:rStyle w:val="OtherTok"/>
-        </w:rPr>
-        <w:t xml:space="preserve">&lt;-</w:t>
-      </w:r>
-      <w:r>
-        <w:rPr>
-          <w:rStyle w:val="NormalTok"/>
-        </w:rPr>
-        <w:t xml:space="preserve"> </w:t>
-      </w:r>
-      <w:r>
-        <w:rPr>
-          <w:rStyle w:val="FunctionTok"/>
-        </w:rPr>
-        <w:t xml:space="preserve">clu_tune</w:t>
-      </w:r>
-      <w:r>
-        <w:rPr>
-          <w:rStyle w:val="NormalTok"/>
-        </w:rPr>
-        <w:t xml:space="preserve">(base_model, </w:t>
-      </w:r>
-      <w:r>
-        <w:rPr>
-          <w:rStyle w:val="AttributeTok"/>
-        </w:rPr>
-        <w:t xml:space="preserve">ranges =</w:t>
-      </w:r>
-      <w:r>
-        <w:rPr>
-          <w:rStyle w:val="NormalTok"/>
-        </w:rPr>
-        <w:t xml:space="preserve"> </w:t>
-      </w:r>
-      <w:r>
-        <w:rPr>
-          <w:rStyle w:val="FunctionTok"/>
-        </w:rPr>
-        <w:t xml:space="preserve">list</w:t>
-      </w:r>
-      <w:r>
-        <w:rPr>
-          <w:rStyle w:val="NormalTok"/>
-        </w:rPr>
-        <w:t xml:space="preserve">(</w:t>
-      </w:r>
-      <w:r>
-        <w:rPr>
-          <w:rStyle w:val="AttributeTok"/>
-        </w:rPr>
-        <w:t xml:space="preserve">k =</w:t>
-      </w:r>
-      <w:r>
-        <w:rPr>
-          <w:rStyle w:val="NormalTok"/>
-        </w:rPr>
-        <w:t xml:space="preserve"> </w:t>
-      </w:r>
-      <w:r>
-        <w:rPr>
-          <w:rStyle w:val="DecValTok"/>
-        </w:rPr>
-        <w:t xml:space="preserve">2</w:t>
-      </w:r>
-      <w:r>
-        <w:rPr>
-          <w:rStyle w:val="SpecialCharTok"/>
-        </w:rPr>
-        <w:t xml:space="preserve">:</w:t>
-      </w:r>
-      <w:r>
-        <w:rPr>
-          <w:rStyle w:val="DecValTok"/>
-        </w:rPr>
-        <w:t xml:space="preserve">10</w:t>
-      </w:r>
-      <w:r>
-        <w:rPr>
-          <w:rStyle w:val="NormalTok"/>
-        </w:rPr>
-        <w:t xml:space="preserve">))</w:t>
-      </w:r>
-      <w:r>
-        <w:br/>
-      </w:r>
-      <w:r>
-        <w:rPr>
-          <w:rStyle w:val="FunctionTok"/>
-        </w:rPr>
-        <w:t xml:space="preserve">set_example_seed</w:t>
-      </w:r>
-      <w:r>
-        <w:rPr>
-          <w:rStyle w:val="NormalTok"/>
-        </w:rPr>
-        <w:t xml:space="preserve">()</w:t>
-      </w:r>
-      <w:r>
-        <w:br/>
-      </w:r>
-      <w:r>
-        <w:rPr>
-          <w:rStyle w:val="NormalTok"/>
-        </w:rPr>
-        <w:t xml:space="preserve">model </w:t>
-      </w:r>
-      <w:r>
-        <w:rPr>
-          <w:rStyle w:val="OtherTok"/>
-        </w:rPr>
-        <w:t xml:space="preserve">&lt;-</w:t>
-      </w:r>
-      <w:r>
-        <w:rPr>
-          <w:rStyle w:val="NormalTok"/>
-        </w:rPr>
-        <w:t xml:space="preserve"> </w:t>
-      </w:r>
-      <w:r>
-        <w:rPr>
-          <w:rStyle w:val="FunctionTok"/>
-        </w:rPr>
-        <w:t xml:space="preserve">fit</w:t>
-      </w:r>
-      <w:r>
-        <w:rPr>
-          <w:rStyle w:val="NormalTok"/>
-        </w:rPr>
-        <w:t xml:space="preserve">(model, iris[,</w:t>
-      </w:r>
-      <w:r>
-        <w:rPr>
-          <w:rStyle w:val="DecValTok"/>
-        </w:rPr>
-        <w:t xml:space="preserve">1</w:t>
-      </w:r>
-      <w:r>
-        <w:rPr>
-          <w:rStyle w:val="SpecialCharTok"/>
-        </w:rPr>
-        <w:t xml:space="preserve">:</w:t>
-      </w:r>
-      <w:r>
-        <w:rPr>
-          <w:rStyle w:val="DecValTok"/>
-        </w:rPr>
-        <w:t xml:space="preserve">4</w:t>
-      </w:r>
-      <w:r>
-        <w:rPr>
-          <w:rStyle w:val="NormalTok"/>
-        </w:rPr>
-        <w:t xml:space="preserve">])</w:t>
-      </w:r>
-      <w:r>
-        <w:br/>
-      </w:r>
-      <w:r>
-        <w:rPr>
-          <w:rStyle w:val="NormalTok"/>
-        </w:rPr>
-        <w:t xml:space="preserve">model</w:t>
-      </w:r>
-      <w:r>
-        <w:rPr>
-          <w:rStyle w:val="SpecialCharTok"/>
-        </w:rPr>
-        <w:t xml:space="preserve">$</w:t>
-      </w:r>
-      <w:r>
-        <w:rPr>
-          <w:rStyle w:val="NormalTok"/>
-        </w:rPr>
-        <w:t xml:space="preserve">k</w:t>
+          <w:rStyle w:val="VerbatimChar"/>
+        </w:rPr>
+        <w:t xml:space="preserve">##   Sepal.Length Sepal.Width Petal.Length Petal.Width</w:t>
+      </w:r>
+      <w:r>
+        <w:br/>
+      </w:r>
+      <w:r>
+        <w:rPr>
+          <w:rStyle w:val="VerbatimChar"/>
+        </w:rPr>
+        <w:t xml:space="preserve">## 1          5.1         3.5          1.4         0.2</w:t>
+      </w:r>
+      <w:r>
+        <w:br/>
+      </w:r>
+      <w:r>
+        <w:rPr>
+          <w:rStyle w:val="VerbatimChar"/>
+        </w:rPr>
+        <w:t xml:space="preserve">## 2          4.9         3.0          1.4         0.2</w:t>
+      </w:r>
+      <w:r>
+        <w:br/>
+      </w:r>
+      <w:r>
+        <w:rPr>
+          <w:rStyle w:val="VerbatimChar"/>
+        </w:rPr>
+        <w:t xml:space="preserve">## 3          4.7         3.2          1.3         0.2</w:t>
+      </w:r>
+      <w:r>
+        <w:br/>
+      </w:r>
+      <w:r>
+        <w:rPr>
+          <w:rStyle w:val="VerbatimChar"/>
+        </w:rPr>
+        <w:t xml:space="preserve">## 4          4.6         3.1          1.5         0.2</w:t>
+      </w:r>
+      <w:r>
+        <w:br/>
+      </w:r>
+      <w:r>
+        <w:rPr>
+          <w:rStyle w:val="VerbatimChar"/>
+        </w:rPr>
+        <w:t xml:space="preserve">## 5          5.0         3.6          1.4         0.2</w:t>
+      </w:r>
+      <w:r>
+        <w:br/>
+      </w:r>
+      <w:r>
+        <w:rPr>
+          <w:rStyle w:val="VerbatimChar"/>
+        </w:rPr>
+        <w:t xml:space="preserve">## 6          5.4         3.9          1.7         0.4</w:t>
       </w:r>
     </w:p>
     <w:p>
       <w:pPr>
-        <w:pStyle w:val="SourceCode"/>
-      </w:pPr>
-      <w:r>
-        <w:rPr>
-          <w:rStyle w:val="VerbatimChar"/>
-        </w:rPr>
-        <w:t xml:space="preserve">## [1] 2</w:t>
+        <w:pStyle w:val="FirstParagraph"/>
+      </w:pPr>
+      <w:r>
+        <w:t xml:space="preserve">Model configuration and tuning setup.</w:t>
       </w:r>
     </w:p>
     <w:p>
       <w:pPr>
-        <w:pStyle w:val="FirstParagraph"/>
-      </w:pPr>
-      <w:r>
-        <w:t xml:space="preserve">Generate cluster labels with the best k.</w:t>
+        <w:pStyle w:val="SourceCode"/>
+      </w:pPr>
+      <w:r>
+        <w:rPr>
+          <w:rStyle w:val="NormalTok"/>
+        </w:rPr>
+        <w:t xml:space="preserve">base_model </w:t>
+      </w:r>
+      <w:r>
+        <w:rPr>
+          <w:rStyle w:val="OtherTok"/>
+        </w:rPr>
+        <w:t xml:space="preserve">&lt;-</w:t>
+      </w:r>
+      <w:r>
+        <w:rPr>
+          <w:rStyle w:val="NormalTok"/>
+        </w:rPr>
+        <w:t xml:space="preserve"> </w:t>
+      </w:r>
+      <w:r>
+        <w:rPr>
+          <w:rStyle w:val="FunctionTok"/>
+        </w:rPr>
+        <w:t xml:space="preserve">cluster_kmeans</w:t>
+      </w:r>
+      <w:r>
+        <w:rPr>
+          <w:rStyle w:val="NormalTok"/>
+        </w:rPr>
+        <w:t xml:space="preserve">(</w:t>
+      </w:r>
+      <w:r>
+        <w:rPr>
+          <w:rStyle w:val="AttributeTok"/>
+        </w:rPr>
+        <w:t xml:space="preserve">k =</w:t>
+      </w:r>
+      <w:r>
+        <w:rPr>
+          <w:rStyle w:val="NormalTok"/>
+        </w:rPr>
+        <w:t xml:space="preserve"> </w:t>
+      </w:r>
+      <w:r>
+        <w:rPr>
+          <w:rStyle w:val="DecValTok"/>
+        </w:rPr>
+        <w:t xml:space="preserve">2</w:t>
+      </w:r>
+      <w:r>
+        <w:rPr>
+          <w:rStyle w:val="NormalTok"/>
+        </w:rPr>
+        <w:t xml:space="preserve">)</w:t>
+      </w:r>
+      <w:r>
+        <w:br/>
+      </w:r>
+      <w:r>
+        <w:rPr>
+          <w:rStyle w:val="NormalTok"/>
+        </w:rPr>
+        <w:t xml:space="preserve">base_model</w:t>
+      </w:r>
+      <w:r>
+        <w:rPr>
+          <w:rStyle w:val="SpecialCharTok"/>
+        </w:rPr>
+        <w:t xml:space="preserve">$</w:t>
+      </w:r>
+      <w:r>
+        <w:rPr>
+          <w:rStyle w:val="NormalTok"/>
+        </w:rPr>
+        <w:t xml:space="preserve">metric </w:t>
+      </w:r>
+      <w:r>
+        <w:rPr>
+          <w:rStyle w:val="OtherTok"/>
+        </w:rPr>
+        <w:t xml:space="preserve">&lt;-</w:t>
+      </w:r>
+      <w:r>
+        <w:rPr>
+          <w:rStyle w:val="NormalTok"/>
+        </w:rPr>
+        <w:t xml:space="preserve"> base_model</w:t>
+      </w:r>
+      <w:r>
+        <w:rPr>
+          <w:rStyle w:val="SpecialCharTok"/>
+        </w:rPr>
+        <w:t xml:space="preserve">$</w:t>
+      </w:r>
+      <w:r>
+        <w:rPr>
+          <w:rStyle w:val="NormalTok"/>
+        </w:rPr>
+        <w:t xml:space="preserve">clu_utils</w:t>
+      </w:r>
+      <w:r>
+        <w:rPr>
+          <w:rStyle w:val="SpecialCharTok"/>
+        </w:rPr>
+        <w:t xml:space="preserve">$</w:t>
+      </w:r>
+      <w:r>
+        <w:rPr>
+          <w:rStyle w:val="NormalTok"/>
+        </w:rPr>
+        <w:t xml:space="preserve">metric_silhouette</w:t>
+      </w:r>
+      <w:r>
+        <w:br/>
+      </w:r>
+      <w:r>
+        <w:rPr>
+          <w:rStyle w:val="NormalTok"/>
+        </w:rPr>
+        <w:t xml:space="preserve">base_model</w:t>
+      </w:r>
+      <w:r>
+        <w:rPr>
+          <w:rStyle w:val="SpecialCharTok"/>
+        </w:rPr>
+        <w:t xml:space="preserve">$</w:t>
+      </w:r>
+      <w:r>
+        <w:rPr>
+          <w:rStyle w:val="NormalTok"/>
+        </w:rPr>
+        <w:t xml:space="preserve">selector </w:t>
+      </w:r>
+      <w:r>
+        <w:rPr>
+          <w:rStyle w:val="OtherTok"/>
+        </w:rPr>
+        <w:t xml:space="preserve">&lt;-</w:t>
+      </w:r>
+      <w:r>
+        <w:rPr>
+          <w:rStyle w:val="NormalTok"/>
+        </w:rPr>
+        <w:t xml:space="preserve"> base_model</w:t>
+      </w:r>
+      <w:r>
+        <w:rPr>
+          <w:rStyle w:val="SpecialCharTok"/>
+        </w:rPr>
+        <w:t xml:space="preserve">$</w:t>
+      </w:r>
+      <w:r>
+        <w:rPr>
+          <w:rStyle w:val="NormalTok"/>
+        </w:rPr>
+        <w:t xml:space="preserve">clu_utils</w:t>
+      </w:r>
+      <w:r>
+        <w:rPr>
+          <w:rStyle w:val="SpecialCharTok"/>
+        </w:rPr>
+        <w:t xml:space="preserve">$</w:t>
+      </w:r>
+      <w:r>
+        <w:rPr>
+          <w:rStyle w:val="NormalTok"/>
+        </w:rPr>
+        <w:t xml:space="preserve">selector_best</w:t>
+      </w:r>
+      <w:r>
+        <w:br/>
+      </w:r>
+      <w:r>
+        <w:rPr>
+          <w:rStyle w:val="NormalTok"/>
+        </w:rPr>
+        <w:t xml:space="preserve">base_model</w:t>
+      </w:r>
+      <w:r>
+        <w:rPr>
+          <w:rStyle w:val="SpecialCharTok"/>
+        </w:rPr>
+        <w:t xml:space="preserve">$</w:t>
+      </w:r>
+      <w:r>
+        <w:rPr>
+          <w:rStyle w:val="NormalTok"/>
+        </w:rPr>
+        <w:t xml:space="preserve">eval_internal </w:t>
+      </w:r>
+      <w:r>
+        <w:rPr>
+          <w:rStyle w:val="OtherTok"/>
+        </w:rPr>
+        <w:t xml:space="preserve">&lt;-</w:t>
+      </w:r>
+      <w:r>
+        <w:rPr>
+          <w:rStyle w:val="NormalTok"/>
+        </w:rPr>
+        <w:t xml:space="preserve"> </w:t>
+      </w:r>
+      <w:r>
+        <w:rPr>
+          <w:rStyle w:val="FunctionTok"/>
+        </w:rPr>
+        <w:t xml:space="preserve">list</w:t>
+      </w:r>
+      <w:r>
+        <w:rPr>
+          <w:rStyle w:val="NormalTok"/>
+        </w:rPr>
+        <w:t xml:space="preserve">(base_model</w:t>
+      </w:r>
+      <w:r>
+        <w:rPr>
+          <w:rStyle w:val="SpecialCharTok"/>
+        </w:rPr>
+        <w:t xml:space="preserve">$</w:t>
+      </w:r>
+      <w:r>
+        <w:rPr>
+          <w:rStyle w:val="NormalTok"/>
+        </w:rPr>
+        <w:t xml:space="preserve">clu_utils</w:t>
+      </w:r>
+      <w:r>
+        <w:rPr>
+          <w:rStyle w:val="SpecialCharTok"/>
+        </w:rPr>
+        <w:t xml:space="preserve">$</w:t>
+      </w:r>
+      <w:r>
+        <w:rPr>
+          <w:rStyle w:val="NormalTok"/>
+        </w:rPr>
+        <w:t xml:space="preserve">metric_silhouette)</w:t>
+      </w:r>
+      <w:r>
+        <w:br/>
+      </w:r>
+      <w:r>
+        <w:rPr>
+          <w:rStyle w:val="NormalTok"/>
+        </w:rPr>
+        <w:t xml:space="preserve">base_model</w:t>
+      </w:r>
+      <w:r>
+        <w:rPr>
+          <w:rStyle w:val="SpecialCharTok"/>
+        </w:rPr>
+        <w:t xml:space="preserve">$</w:t>
+      </w:r>
+      <w:r>
+        <w:rPr>
+          <w:rStyle w:val="NormalTok"/>
+        </w:rPr>
+        <w:t xml:space="preserve">eval_external </w:t>
+      </w:r>
+      <w:r>
+        <w:rPr>
+          <w:rStyle w:val="OtherTok"/>
+        </w:rPr>
+        <w:t xml:space="preserve">&lt;-</w:t>
+      </w:r>
+      <w:r>
+        <w:rPr>
+          <w:rStyle w:val="NormalTok"/>
+        </w:rPr>
+        <w:t xml:space="preserve"> </w:t>
+      </w:r>
+      <w:r>
+        <w:rPr>
+          <w:rStyle w:val="FunctionTok"/>
+        </w:rPr>
+        <w:t xml:space="preserve">list</w:t>
+      </w:r>
+      <w:r>
+        <w:rPr>
+          <w:rStyle w:val="NormalTok"/>
+        </w:rPr>
+        <w:t xml:space="preserve">(base_model</w:t>
+      </w:r>
+      <w:r>
+        <w:rPr>
+          <w:rStyle w:val="SpecialCharTok"/>
+        </w:rPr>
+        <w:t xml:space="preserve">$</w:t>
+      </w:r>
+      <w:r>
+        <w:rPr>
+          <w:rStyle w:val="NormalTok"/>
+        </w:rPr>
+        <w:t xml:space="preserve">clu_utils</w:t>
+      </w:r>
+      <w:r>
+        <w:rPr>
+          <w:rStyle w:val="SpecialCharTok"/>
+        </w:rPr>
+        <w:t xml:space="preserve">$</w:t>
+      </w:r>
+      <w:r>
+        <w:rPr>
+          <w:rStyle w:val="NormalTok"/>
+        </w:rPr>
+        <w:t xml:space="preserve">metric_entropy)</w:t>
+      </w:r>
+      <w:r>
+        <w:br/>
+      </w:r>
+      <w:r>
+        <w:br/>
+      </w:r>
+      <w:r>
+        <w:rPr>
+          <w:rStyle w:val="NormalTok"/>
+        </w:rPr>
+        <w:t xml:space="preserve">model </w:t>
+      </w:r>
+      <w:r>
+        <w:rPr>
+          <w:rStyle w:val="OtherTok"/>
+        </w:rPr>
+        <w:t xml:space="preserve">&lt;-</w:t>
+      </w:r>
+      <w:r>
+        <w:rPr>
+          <w:rStyle w:val="NormalTok"/>
+        </w:rPr>
+        <w:t xml:space="preserve"> </w:t>
+      </w:r>
+      <w:r>
+        <w:rPr>
+          <w:rStyle w:val="FunctionTok"/>
+        </w:rPr>
+        <w:t xml:space="preserve">clu_tune</w:t>
+      </w:r>
+      <w:r>
+        <w:rPr>
+          <w:rStyle w:val="NormalTok"/>
+        </w:rPr>
+        <w:t xml:space="preserve">(base_model, </w:t>
+      </w:r>
+      <w:r>
+        <w:rPr>
+          <w:rStyle w:val="AttributeTok"/>
+        </w:rPr>
+        <w:t xml:space="preserve">ranges =</w:t>
+      </w:r>
+      <w:r>
+        <w:rPr>
+          <w:rStyle w:val="NormalTok"/>
+        </w:rPr>
+        <w:t xml:space="preserve"> </w:t>
+      </w:r>
+      <w:r>
+        <w:rPr>
+          <w:rStyle w:val="FunctionTok"/>
+        </w:rPr>
+        <w:t xml:space="preserve">list</w:t>
+      </w:r>
+      <w:r>
+        <w:rPr>
+          <w:rStyle w:val="NormalTok"/>
+        </w:rPr>
+        <w:t xml:space="preserve">(</w:t>
+      </w:r>
+      <w:r>
+        <w:rPr>
+          <w:rStyle w:val="AttributeTok"/>
+        </w:rPr>
+        <w:t xml:space="preserve">k =</w:t>
+      </w:r>
+      <w:r>
+        <w:rPr>
+          <w:rStyle w:val="NormalTok"/>
+        </w:rPr>
+        <w:t xml:space="preserve"> </w:t>
+      </w:r>
+      <w:r>
+        <w:rPr>
+          <w:rStyle w:val="DecValTok"/>
+        </w:rPr>
+        <w:t xml:space="preserve">2</w:t>
+      </w:r>
+      <w:r>
+        <w:rPr>
+          <w:rStyle w:val="SpecialCharTok"/>
+        </w:rPr>
+        <w:t xml:space="preserve">:</w:t>
+      </w:r>
+      <w:r>
+        <w:rPr>
+          <w:rStyle w:val="DecValTok"/>
+        </w:rPr>
+        <w:t xml:space="preserve">10</w:t>
+      </w:r>
+      <w:r>
+        <w:rPr>
+          <w:rStyle w:val="NormalTok"/>
+        </w:rPr>
+        <w:t xml:space="preserve">))</w:t>
       </w:r>
     </w:p>
     <w:p>
       <w:pPr>
-        <w:pStyle w:val="SourceCode"/>
-      </w:pPr>
-      <w:r>
-        <w:rPr>
-          <w:rStyle w:val="CommentTok"/>
-        </w:rPr>
-        <w:t xml:space="preserve"># run with best parameter</w:t>
-      </w:r>
-      <w:r>
-        <w:br/>
-      </w:r>
-      <w:r>
-        <w:rPr>
-          <w:rStyle w:val="NormalTok"/>
-        </w:rPr>
-        <w:t xml:space="preserve">clu </w:t>
-      </w:r>
-      <w:r>
-        <w:rPr>
-          <w:rStyle w:val="OtherTok"/>
-        </w:rPr>
-        <w:t xml:space="preserve">&lt;-</w:t>
-      </w:r>
-      <w:r>
-        <w:rPr>
-          <w:rStyle w:val="NormalTok"/>
-        </w:rPr>
-        <w:t xml:space="preserve"> </w:t>
-      </w:r>
-      <w:r>
-        <w:rPr>
-          <w:rStyle w:val="FunctionTok"/>
-        </w:rPr>
-        <w:t xml:space="preserve">cluster</w:t>
-      </w:r>
-      <w:r>
-        <w:rPr>
-          <w:rStyle w:val="NormalTok"/>
-        </w:rPr>
-        <w:t xml:space="preserve">(model, iris[,</w:t>
-      </w:r>
-      <w:r>
-        <w:rPr>
-          <w:rStyle w:val="DecValTok"/>
-        </w:rPr>
-        <w:t xml:space="preserve">1</w:t>
-      </w:r>
-      <w:r>
-        <w:rPr>
-          <w:rStyle w:val="SpecialCharTok"/>
-        </w:rPr>
-        <w:t xml:space="preserve">:</w:t>
-      </w:r>
-      <w:r>
-        <w:rPr>
-          <w:rStyle w:val="DecValTok"/>
-        </w:rPr>
-        <w:t xml:space="preserve">4</w:t>
-      </w:r>
-      <w:r>
-        <w:rPr>
-          <w:rStyle w:val="NormalTok"/>
-        </w:rPr>
-        <w:t xml:space="preserve">])</w:t>
-      </w:r>
-      <w:r>
-        <w:br/>
-      </w:r>
-      <w:r>
-        <w:rPr>
-          <w:rStyle w:val="FunctionTok"/>
-        </w:rPr>
-        <w:t xml:space="preserve">table</w:t>
-      </w:r>
-      <w:r>
-        <w:rPr>
-          <w:rStyle w:val="NormalTok"/>
-        </w:rPr>
-        <w:t xml:space="preserve">(clu)</w:t>
+        <w:pStyle w:val="FirstParagraph"/>
+      </w:pPr>
+      <w:r>
+        <w:t xml:space="preserve">Fit the tuned model and inspect the selected configuration.</w:t>
       </w:r>
     </w:p>
     <w:p>
@@ -841,100 +760,88 @@
       </w:pPr>
       <w:r>
         <w:rPr>
-          <w:rStyle w:val="VerbatimChar"/>
-        </w:rPr>
-        <w:t xml:space="preserve">## clu</w:t>
-      </w:r>
-      <w:r>
-        <w:br/>
-      </w:r>
-      <w:r>
-        <w:rPr>
-          <w:rStyle w:val="VerbatimChar"/>
-        </w:rPr>
-        <w:t xml:space="preserve">##  1  2 </w:t>
-      </w:r>
-      <w:r>
-        <w:br/>
-      </w:r>
-      <w:r>
-        <w:rPr>
-          <w:rStyle w:val="VerbatimChar"/>
-        </w:rPr>
-        <w:t xml:space="preserve">## 97 53</w:t>
+          <w:rStyle w:val="FunctionTok"/>
+        </w:rPr>
+        <w:t xml:space="preserve">set_example_seed</w:t>
+      </w:r>
+      <w:r>
+        <w:rPr>
+          <w:rStyle w:val="NormalTok"/>
+        </w:rPr>
+        <w:t xml:space="preserve">()</w:t>
+      </w:r>
+      <w:r>
+        <w:br/>
+      </w:r>
+      <w:r>
+        <w:rPr>
+          <w:rStyle w:val="NormalTok"/>
+        </w:rPr>
+        <w:t xml:space="preserve">model </w:t>
+      </w:r>
+      <w:r>
+        <w:rPr>
+          <w:rStyle w:val="OtherTok"/>
+        </w:rPr>
+        <w:t xml:space="preserve">&lt;-</w:t>
+      </w:r>
+      <w:r>
+        <w:rPr>
+          <w:rStyle w:val="NormalTok"/>
+        </w:rPr>
+        <w:t xml:space="preserve"> </w:t>
+      </w:r>
+      <w:r>
+        <w:rPr>
+          <w:rStyle w:val="FunctionTok"/>
+        </w:rPr>
+        <w:t xml:space="preserve">fit</w:t>
+      </w:r>
+      <w:r>
+        <w:rPr>
+          <w:rStyle w:val="NormalTok"/>
+        </w:rPr>
+        <w:t xml:space="preserve">(model, x)</w:t>
+      </w:r>
+      <w:r>
+        <w:br/>
+      </w:r>
+      <w:r>
+        <w:rPr>
+          <w:rStyle w:val="NormalTok"/>
+        </w:rPr>
+        <w:t xml:space="preserve">model</w:t>
+      </w:r>
+      <w:r>
+        <w:rPr>
+          <w:rStyle w:val="SpecialCharTok"/>
+        </w:rPr>
+        <w:t xml:space="preserve">$</w:t>
+      </w:r>
+      <w:r>
+        <w:rPr>
+          <w:rStyle w:val="NormalTok"/>
+        </w:rPr>
+        <w:t xml:space="preserve">k</w:t>
       </w:r>
     </w:p>
     <w:p>
       <w:pPr>
-        <w:pStyle w:val="FirstParagraph"/>
-      </w:pPr>
-      <w:r>
-        <w:t xml:space="preserve">Evaluate the tuned result internally and externally.</w:t>
+        <w:pStyle w:val="SourceCode"/>
+      </w:pPr>
+      <w:r>
+        <w:rPr>
+          <w:rStyle w:val="VerbatimChar"/>
+        </w:rPr>
+        <w:t xml:space="preserve">## [1] 2</w:t>
       </w:r>
     </w:p>
     <w:p>
       <w:pPr>
-        <w:pStyle w:val="SourceCode"/>
-      </w:pPr>
-      <w:r>
-        <w:rPr>
-          <w:rStyle w:val="CommentTok"/>
-        </w:rPr>
-        <w:t xml:space="preserve"># internal and external evaluation</w:t>
-      </w:r>
-      <w:r>
-        <w:br/>
-      </w:r>
-      <w:r>
-        <w:rPr>
-          <w:rStyle w:val="NormalTok"/>
-        </w:rPr>
-        <w:t xml:space="preserve">eval </w:t>
-      </w:r>
-      <w:r>
-        <w:rPr>
-          <w:rStyle w:val="OtherTok"/>
-        </w:rPr>
-        <w:t xml:space="preserve">&lt;-</w:t>
-      </w:r>
-      <w:r>
-        <w:rPr>
-          <w:rStyle w:val="NormalTok"/>
-        </w:rPr>
-        <w:t xml:space="preserve"> </w:t>
-      </w:r>
-      <w:r>
-        <w:rPr>
-          <w:rStyle w:val="FunctionTok"/>
-        </w:rPr>
-        <w:t xml:space="preserve">evaluate</w:t>
-      </w:r>
-      <w:r>
-        <w:rPr>
-          <w:rStyle w:val="NormalTok"/>
-        </w:rPr>
-        <w:t xml:space="preserve">(model, clu, iris</w:t>
-      </w:r>
-      <w:r>
-        <w:rPr>
-          <w:rStyle w:val="SpecialCharTok"/>
-        </w:rPr>
-        <w:t xml:space="preserve">$</w:t>
-      </w:r>
-      <w:r>
-        <w:rPr>
-          <w:rStyle w:val="NormalTok"/>
-        </w:rPr>
-        <w:t xml:space="preserve">Species)</w:t>
-      </w:r>
-      <w:r>
-        <w:br/>
-      </w:r>
-      <w:r>
-        <w:rPr>
-          <w:rStyle w:val="NormalTok"/>
-        </w:rPr>
-        <w:t xml:space="preserve">eval</w:t>
+        <w:pStyle w:val="FirstParagraph"/>
+      </w:pPr>
+      <w:r>
+        <w:t xml:space="preserve">Generate cluster labels with the selected configuration.</w:t>
       </w:r>
     </w:p>
     <w:p>
@@ -943,167 +850,318 @@
       </w:pPr>
       <w:r>
         <w:rPr>
-          <w:rStyle w:val="VerbatimChar"/>
-        </w:rPr>
-        <w:t xml:space="preserve">## $clusters_entropy</w:t>
-      </w:r>
-      <w:r>
-        <w:br/>
-      </w:r>
-      <w:r>
-        <w:rPr>
-          <w:rStyle w:val="VerbatimChar"/>
-        </w:rPr>
-        <w:t xml:space="preserve">## # A tibble: 2 × 4</w:t>
-      </w:r>
-      <w:r>
-        <w:br/>
-      </w:r>
-      <w:r>
-        <w:rPr>
-          <w:rStyle w:val="VerbatimChar"/>
-        </w:rPr>
-        <w:t xml:space="preserve">##   x        ce   qtd   ceg</w:t>
-      </w:r>
-      <w:r>
-        <w:br/>
-      </w:r>
-      <w:r>
-        <w:rPr>
-          <w:rStyle w:val="VerbatimChar"/>
-        </w:rPr>
-        <w:t xml:space="preserve">##   &lt;fct&gt; &lt;dbl&gt; &lt;int&gt; &lt;dbl&gt;</w:t>
-      </w:r>
-      <w:r>
-        <w:br/>
-      </w:r>
-      <w:r>
-        <w:rPr>
-          <w:rStyle w:val="VerbatimChar"/>
-        </w:rPr>
-        <w:t xml:space="preserve">## 1 1     0.999    97 0.646</w:t>
-      </w:r>
-      <w:r>
-        <w:br/>
-      </w:r>
-      <w:r>
-        <w:rPr>
-          <w:rStyle w:val="VerbatimChar"/>
-        </w:rPr>
-        <w:t xml:space="preserve">## 2 2     0.314    53 0.111</w:t>
-      </w:r>
-      <w:r>
-        <w:br/>
-      </w:r>
-      <w:r>
-        <w:rPr>
-          <w:rStyle w:val="VerbatimChar"/>
-        </w:rPr>
-        <w:t xml:space="preserve">## </w:t>
-      </w:r>
-      <w:r>
-        <w:br/>
-      </w:r>
-      <w:r>
-        <w:rPr>
-          <w:rStyle w:val="VerbatimChar"/>
-        </w:rPr>
-        <w:t xml:space="preserve">## $clustering_entropy</w:t>
-      </w:r>
-      <w:r>
-        <w:br/>
-      </w:r>
-      <w:r>
-        <w:rPr>
-          <w:rStyle w:val="VerbatimChar"/>
-        </w:rPr>
-        <w:t xml:space="preserve">## [1] 0.757101</w:t>
-      </w:r>
-      <w:r>
-        <w:br/>
-      </w:r>
-      <w:r>
-        <w:rPr>
-          <w:rStyle w:val="VerbatimChar"/>
-        </w:rPr>
-        <w:t xml:space="preserve">## </w:t>
-      </w:r>
-      <w:r>
-        <w:br/>
-      </w:r>
-      <w:r>
-        <w:rPr>
-          <w:rStyle w:val="VerbatimChar"/>
-        </w:rPr>
-        <w:t xml:space="preserve">## $data_entropy</w:t>
-      </w:r>
-      <w:r>
-        <w:br/>
-      </w:r>
-      <w:r>
-        <w:rPr>
-          <w:rStyle w:val="VerbatimChar"/>
-        </w:rPr>
-        <w:t xml:space="preserve">## [1] 1.584963</w:t>
-      </w:r>
-      <w:r>
-        <w:br/>
-      </w:r>
-      <w:r>
-        <w:rPr>
-          <w:rStyle w:val="VerbatimChar"/>
-        </w:rPr>
-        <w:t xml:space="preserve">## </w:t>
-      </w:r>
-      <w:r>
-        <w:br/>
-      </w:r>
-      <w:r>
-        <w:rPr>
-          <w:rStyle w:val="VerbatimChar"/>
-        </w:rPr>
-        <w:t xml:space="preserve">## $metrics</w:t>
-      </w:r>
-      <w:r>
-        <w:br/>
-      </w:r>
-      <w:r>
-        <w:rPr>
-          <w:rStyle w:val="VerbatimChar"/>
-        </w:rPr>
-        <w:t xml:space="preserve">##       metric     value     goal     type</w:t>
-      </w:r>
-      <w:r>
-        <w:br/>
-      </w:r>
-      <w:r>
-        <w:rPr>
-          <w:rStyle w:val="VerbatimChar"/>
-        </w:rPr>
-        <w:t xml:space="preserve">## 1 silhouette 0.6810462 maximize internal</w:t>
-      </w:r>
-      <w:r>
-        <w:br/>
-      </w:r>
-      <w:r>
-        <w:rPr>
-          <w:rStyle w:val="VerbatimChar"/>
-        </w:rPr>
-        <w:t xml:space="preserve">## 2    entropy 0.7571010 minimize external</w:t>
+          <w:rStyle w:val="NormalTok"/>
+        </w:rPr>
+        <w:t xml:space="preserve">clu </w:t>
+      </w:r>
+      <w:r>
+        <w:rPr>
+          <w:rStyle w:val="OtherTok"/>
+        </w:rPr>
+        <w:t xml:space="preserve">&lt;-</w:t>
+      </w:r>
+      <w:r>
+        <w:rPr>
+          <w:rStyle w:val="NormalTok"/>
+        </w:rPr>
+        <w:t xml:space="preserve"> </w:t>
+      </w:r>
+      <w:r>
+        <w:rPr>
+          <w:rStyle w:val="FunctionTok"/>
+        </w:rPr>
+        <w:t xml:space="preserve">cluster</w:t>
+      </w:r>
+      <w:r>
+        <w:rPr>
+          <w:rStyle w:val="NormalTok"/>
+        </w:rPr>
+        <w:t xml:space="preserve">(model, x)</w:t>
+      </w:r>
+      <w:r>
+        <w:br/>
+      </w:r>
+      <w:r>
+        <w:rPr>
+          <w:rStyle w:val="FunctionTok"/>
+        </w:rPr>
+        <w:t xml:space="preserve">table</w:t>
+      </w:r>
+      <w:r>
+        <w:rPr>
+          <w:rStyle w:val="NormalTok"/>
+        </w:rPr>
+        <w:t xml:space="preserve">(clu)</w:t>
       </w:r>
     </w:p>
     <w:p>
       <w:pPr>
+        <w:pStyle w:val="SourceCode"/>
+      </w:pPr>
+      <w:r>
+        <w:rPr>
+          <w:rStyle w:val="VerbatimChar"/>
+        </w:rPr>
+        <w:t xml:space="preserve">## clu</w:t>
+      </w:r>
+      <w:r>
+        <w:br/>
+      </w:r>
+      <w:r>
+        <w:rPr>
+          <w:rStyle w:val="VerbatimChar"/>
+        </w:rPr>
+        <w:t xml:space="preserve">##  1  2 </w:t>
+      </w:r>
+      <w:r>
+        <w:br/>
+      </w:r>
+      <w:r>
+        <w:rPr>
+          <w:rStyle w:val="VerbatimChar"/>
+        </w:rPr>
+        <w:t xml:space="preserve">## 97 53</w:t>
+      </w:r>
+    </w:p>
+    <w:p>
+      <w:pPr>
         <w:pStyle w:val="FirstParagraph"/>
       </w:pPr>
       <w:r>
+        <w:t xml:space="preserve">Evaluate the tuned partition.</w:t>
+      </w:r>
+    </w:p>
+    <w:p>
+      <w:pPr>
+        <w:pStyle w:val="SourceCode"/>
+      </w:pPr>
+      <w:r>
+        <w:rPr>
+          <w:rStyle w:val="NormalTok"/>
+        </w:rPr>
+        <w:t xml:space="preserve">eval </w:t>
+      </w:r>
+      <w:r>
+        <w:rPr>
+          <w:rStyle w:val="OtherTok"/>
+        </w:rPr>
+        <w:t xml:space="preserve">&lt;-</w:t>
+      </w:r>
+      <w:r>
+        <w:rPr>
+          <w:rStyle w:val="NormalTok"/>
+        </w:rPr>
+        <w:t xml:space="preserve"> </w:t>
+      </w:r>
+      <w:r>
+        <w:rPr>
+          <w:rStyle w:val="FunctionTok"/>
+        </w:rPr>
+        <w:t xml:space="preserve">evaluate</w:t>
+      </w:r>
+      <w:r>
+        <w:rPr>
+          <w:rStyle w:val="NormalTok"/>
+        </w:rPr>
+        <w:t xml:space="preserve">(model, clu, ref)</w:t>
+      </w:r>
+      <w:r>
+        <w:br/>
+      </w:r>
+      <w:r>
+        <w:rPr>
+          <w:rStyle w:val="NormalTok"/>
+        </w:rPr>
+        <w:t xml:space="preserve">eval</w:t>
+      </w:r>
+    </w:p>
+    <w:p>
+      <w:pPr>
+        <w:pStyle w:val="SourceCode"/>
+      </w:pPr>
+      <w:r>
+        <w:rPr>
+          <w:rStyle w:val="VerbatimChar"/>
+        </w:rPr>
+        <w:t xml:space="preserve">## $clusters_entropy</w:t>
+      </w:r>
+      <w:r>
+        <w:br/>
+      </w:r>
+      <w:r>
+        <w:rPr>
+          <w:rStyle w:val="VerbatimChar"/>
+        </w:rPr>
+        <w:t xml:space="preserve">## # A tibble: 2 × 4</w:t>
+      </w:r>
+      <w:r>
+        <w:br/>
+      </w:r>
+      <w:r>
+        <w:rPr>
+          <w:rStyle w:val="VerbatimChar"/>
+        </w:rPr>
+        <w:t xml:space="preserve">##   x        ce   qtd   ceg</w:t>
+      </w:r>
+      <w:r>
+        <w:br/>
+      </w:r>
+      <w:r>
+        <w:rPr>
+          <w:rStyle w:val="VerbatimChar"/>
+        </w:rPr>
+        <w:t xml:space="preserve">##   &lt;fct&gt; &lt;dbl&gt; &lt;int&gt; &lt;dbl&gt;</w:t>
+      </w:r>
+      <w:r>
+        <w:br/>
+      </w:r>
+      <w:r>
+        <w:rPr>
+          <w:rStyle w:val="VerbatimChar"/>
+        </w:rPr>
+        <w:t xml:space="preserve">## 1 1     0.999    97 0.646</w:t>
+      </w:r>
+      <w:r>
+        <w:br/>
+      </w:r>
+      <w:r>
+        <w:rPr>
+          <w:rStyle w:val="VerbatimChar"/>
+        </w:rPr>
+        <w:t xml:space="preserve">## 2 2     0.314    53 0.111</w:t>
+      </w:r>
+      <w:r>
+        <w:br/>
+      </w:r>
+      <w:r>
+        <w:rPr>
+          <w:rStyle w:val="VerbatimChar"/>
+        </w:rPr>
+        <w:t xml:space="preserve">## </w:t>
+      </w:r>
+      <w:r>
+        <w:br/>
+      </w:r>
+      <w:r>
+        <w:rPr>
+          <w:rStyle w:val="VerbatimChar"/>
+        </w:rPr>
+        <w:t xml:space="preserve">## $clustering_entropy</w:t>
+      </w:r>
+      <w:r>
+        <w:br/>
+      </w:r>
+      <w:r>
+        <w:rPr>
+          <w:rStyle w:val="VerbatimChar"/>
+        </w:rPr>
+        <w:t xml:space="preserve">## [1] 0.757101</w:t>
+      </w:r>
+      <w:r>
+        <w:br/>
+      </w:r>
+      <w:r>
+        <w:rPr>
+          <w:rStyle w:val="VerbatimChar"/>
+        </w:rPr>
+        <w:t xml:space="preserve">## </w:t>
+      </w:r>
+      <w:r>
+        <w:br/>
+      </w:r>
+      <w:r>
+        <w:rPr>
+          <w:rStyle w:val="VerbatimChar"/>
+        </w:rPr>
+        <w:t xml:space="preserve">## $data_entropy</w:t>
+      </w:r>
+      <w:r>
+        <w:br/>
+      </w:r>
+      <w:r>
+        <w:rPr>
+          <w:rStyle w:val="VerbatimChar"/>
+        </w:rPr>
+        <w:t xml:space="preserve">## [1] 1.584963</w:t>
+      </w:r>
+      <w:r>
+        <w:br/>
+      </w:r>
+      <w:r>
+        <w:rPr>
+          <w:rStyle w:val="VerbatimChar"/>
+        </w:rPr>
+        <w:t xml:space="preserve">## </w:t>
+      </w:r>
+      <w:r>
+        <w:br/>
+      </w:r>
+      <w:r>
+        <w:rPr>
+          <w:rStyle w:val="VerbatimChar"/>
+        </w:rPr>
+        <w:t xml:space="preserve">## $metrics</w:t>
+      </w:r>
+      <w:r>
+        <w:br/>
+      </w:r>
+      <w:r>
+        <w:rPr>
+          <w:rStyle w:val="VerbatimChar"/>
+        </w:rPr>
+        <w:t xml:space="preserve">##       metric     value     goal     type</w:t>
+      </w:r>
+      <w:r>
+        <w:br/>
+      </w:r>
+      <w:r>
+        <w:rPr>
+          <w:rStyle w:val="VerbatimChar"/>
+        </w:rPr>
+        <w:t xml:space="preserve">## 1 silhouette 0.6810462 maximize internal</w:t>
+      </w:r>
+      <w:r>
+        <w:br/>
+      </w:r>
+      <w:r>
+        <w:rPr>
+          <w:rStyle w:val="VerbatimChar"/>
+        </w:rPr>
+        <w:t xml:space="preserve">## 2    entropy 0.7571010 minimize external</w:t>
+      </w:r>
+    </w:p>
+    <w:p>
+      <w:pPr>
+        <w:pStyle w:val="FirstParagraph"/>
+      </w:pPr>
+      <w:r>
+        <w:t xml:space="preserve">What to observe</w:t>
+      </w:r>
+      <w:r>
+        <w:t xml:space="preserve"> </w:t>
+      </w:r>
+      <w:r>
+        <w:t xml:space="preserve">- The workflow is still configure, fit, cluster, and evaluate.</w:t>
+      </w:r>
+      <w:r>
+        <w:t xml:space="preserve"> </w:t>
+      </w:r>
+      <w:r>
+        <w:t xml:space="preserve">- Tuning changes how the clustering configuration is chosen, not how the experiment is read.</w:t>
+      </w:r>
+    </w:p>
+    <w:p>
+      <w:pPr>
+        <w:pStyle w:val="BodyText"/>
+      </w:pPr>
+      <w:r>
         <w:t xml:space="preserve">References</w:t>
       </w:r>
       <w:r>
         <w:t xml:space="preserve"> </w:t>
       </w:r>
       <w:r>
-        <w:t xml:space="preserve">- Satopaa, V., Albrecht, J., Irwin, D., Raghavan, B. (2011). Finding a</w:t>
+        <w:t xml:space="preserve">- Satopaa, V., Albrecht, J., Irwin, D., and Raghavan, B. (2011). Finding a</w:t>
       </w:r>
       <w:r>
         <w:t xml:space="preserve"> </w:t>
@@ -1115,7 +1173,7 @@
         <w:t xml:space="preserve"> </w:t>
       </w:r>
       <w:r>
-        <w:t xml:space="preserve">in a Haystack: Detecting Knee Points in System Behavior.</w:t>
+        <w:t xml:space="preserve">in a Haystack.</w:t>
       </w:r>
     </w:p>
     <w:sectPr>

--- a/examples/clustering/doc/20-model-selection-tuning.docx
+++ b/examples/clustering/doc/20-model-selection-tuning.docx
@@ -1083,51 +1083,6 @@
           <w:rStyle w:val="VerbatimChar"/>
         </w:rPr>
         <w:t xml:space="preserve">## [1] 1.584963</w:t>
-      </w:r>
-      <w:r>
-        <w:br/>
-      </w:r>
-      <w:r>
-        <w:rPr>
-          <w:rStyle w:val="VerbatimChar"/>
-        </w:rPr>
-        <w:t xml:space="preserve">## </w:t>
-      </w:r>
-      <w:r>
-        <w:br/>
-      </w:r>
-      <w:r>
-        <w:rPr>
-          <w:rStyle w:val="VerbatimChar"/>
-        </w:rPr>
-        <w:t xml:space="preserve">## $metrics</w:t>
-      </w:r>
-      <w:r>
-        <w:br/>
-      </w:r>
-      <w:r>
-        <w:rPr>
-          <w:rStyle w:val="VerbatimChar"/>
-        </w:rPr>
-        <w:t xml:space="preserve">##       metric     value     goal     type</w:t>
-      </w:r>
-      <w:r>
-        <w:br/>
-      </w:r>
-      <w:r>
-        <w:rPr>
-          <w:rStyle w:val="VerbatimChar"/>
-        </w:rPr>
-        <w:t xml:space="preserve">## 1 silhouette 0.6810462 maximize internal</w:t>
-      </w:r>
-      <w:r>
-        <w:br/>
-      </w:r>
-      <w:r>
-        <w:rPr>
-          <w:rStyle w:val="VerbatimChar"/>
-        </w:rPr>
-        <w:t xml:space="preserve">## 2    entropy 0.7571010 minimize external</w:t>
       </w:r>
     </w:p>
     <w:p>

--- a/examples/clustering/doc/20-model-selection-tuning.docx
+++ b/examples/clustering/doc/20-model-selection-tuning.docx
@@ -1083,6 +1083,51 @@
           <w:rStyle w:val="VerbatimChar"/>
         </w:rPr>
         <w:t xml:space="preserve">## [1] 1.584963</w:t>
+      </w:r>
+      <w:r>
+        <w:br/>
+      </w:r>
+      <w:r>
+        <w:rPr>
+          <w:rStyle w:val="VerbatimChar"/>
+        </w:rPr>
+        <w:t xml:space="preserve">## </w:t>
+      </w:r>
+      <w:r>
+        <w:br/>
+      </w:r>
+      <w:r>
+        <w:rPr>
+          <w:rStyle w:val="VerbatimChar"/>
+        </w:rPr>
+        <w:t xml:space="preserve">## $metrics</w:t>
+      </w:r>
+      <w:r>
+        <w:br/>
+      </w:r>
+      <w:r>
+        <w:rPr>
+          <w:rStyle w:val="VerbatimChar"/>
+        </w:rPr>
+        <w:t xml:space="preserve">##       metric     value     goal     type</w:t>
+      </w:r>
+      <w:r>
+        <w:br/>
+      </w:r>
+      <w:r>
+        <w:rPr>
+          <w:rStyle w:val="VerbatimChar"/>
+        </w:rPr>
+        <w:t xml:space="preserve">## 1 silhouette 0.6810462 maximize internal</w:t>
+      </w:r>
+      <w:r>
+        <w:br/>
+      </w:r>
+      <w:r>
+        <w:rPr>
+          <w:rStyle w:val="VerbatimChar"/>
+        </w:rPr>
+        <w:t xml:space="preserve">## 2    entropy 0.7571010 minimize external</w:t>
       </w:r>
     </w:p>
     <w:p>

--- a/examples/clustering/doc/20-model-selection-tuning.docx
+++ b/examples/clustering/doc/20-model-selection-tuning.docx
@@ -336,7 +336,52 @@
         <w:pStyle w:val="FirstParagraph"/>
       </w:pPr>
       <w:r>
-        <w:t xml:space="preserve">Model configuration and tuning setup.</w:t>
+        <w:t xml:space="preserve">Model configuration and tuning setup. Here the example intentionally customizes the evaluation lists to keep tuning centered on one internal metric (</w:t>
+      </w:r>
+      <w:r>
+        <w:rPr>
+          <w:rStyle w:val="VerbatimChar"/>
+        </w:rPr>
+        <w:t xml:space="preserve">silhouette</w:t>
+      </w:r>
+      <w:r>
+        <w:t xml:space="preserve">) and one external reference metric (</w:t>
+      </w:r>
+      <w:r>
+        <w:rPr>
+          <w:rStyle w:val="VerbatimChar"/>
+        </w:rPr>
+        <w:t xml:space="preserve">entropy</w:t>
+      </w:r>
+      <w:r>
+        <w:t xml:space="preserve">). This is a didactic simplification, not a requirement of clustering workflows. The motivation is to tune</w:t>
+      </w:r>
+      <w:r>
+        <w:t xml:space="preserve"> </w:t>
+      </w:r>
+      <w:r>
+        <w:rPr>
+          <w:rStyle w:val="VerbatimChar"/>
+        </w:rPr>
+        <w:t xml:space="preserve">k</w:t>
+      </w:r>
+      <w:r>
+        <w:t xml:space="preserve"> </w:t>
+      </w:r>
+      <w:r>
+        <w:t xml:space="preserve">against a compact internal criterion of cohesion/separation while still reporting an external interpretation score against</w:t>
+      </w:r>
+      <w:r>
+        <w:t xml:space="preserve"> </w:t>
+      </w:r>
+      <w:r>
+        <w:rPr>
+          <w:rStyle w:val="VerbatimChar"/>
+        </w:rPr>
+        <w:t xml:space="preserve">iris$Species</w:t>
+      </w:r>
+      <w:r>
+        <w:t xml:space="preserve">.</w:t>
       </w:r>
     </w:p>
     <w:p>
@@ -1174,6 +1219,18 @@
       </w:r>
       <w:r>
         <w:t xml:space="preserve">in a Haystack.</w:t>
+      </w:r>
+      <w:r>
+        <w:t xml:space="preserve"> </w:t>
+      </w:r>
+      <w:r>
+        <w:t xml:space="preserve">- Rousseeuw, P. J. (1987). Silhouettes: A graphical aid to the interpretation and validation of cluster analysis.</w:t>
+      </w:r>
+      <w:r>
+        <w:t xml:space="preserve"> </w:t>
+      </w:r>
+      <w:r>
+        <w:t xml:space="preserve">- Shannon, C. E. (1948). A mathematical theory of communication.</w:t>
       </w:r>
     </w:p>
     <w:sectPr>

--- a/examples/clustering/doc/20-model-selection-tuning.docx
+++ b/examples/clustering/doc/20-model-selection-tuning.docx
@@ -834,7 +834,13 @@
         <w:rPr>
           <w:rStyle w:val="NormalTok"/>
         </w:rPr>
-        <w:t xml:space="preserve"> </w:t>
+        <w:t xml:space="preserve"> daltoolbox</w:t>
+      </w:r>
+      <w:r>
+        <w:rPr>
+          <w:rStyle w:val="SpecialCharTok"/>
+        </w:rPr>
+        <w:t xml:space="preserve">::</w:t>
       </w:r>
       <w:r>
         <w:rPr>
@@ -909,7 +915,13 @@
         <w:rPr>
           <w:rStyle w:val="NormalTok"/>
         </w:rPr>
-        <w:t xml:space="preserve"> </w:t>
+        <w:t xml:space="preserve"> daltoolbox</w:t>
+      </w:r>
+      <w:r>
+        <w:rPr>
+          <w:rStyle w:val="SpecialCharTok"/>
+        </w:rPr>
+        <w:t xml:space="preserve">::</w:t>
       </w:r>
       <w:r>
         <w:rPr>
@@ -996,7 +1008,13 @@
         <w:rPr>
           <w:rStyle w:val="NormalTok"/>
         </w:rPr>
-        <w:t xml:space="preserve"> </w:t>
+        <w:t xml:space="preserve"> daltoolbox</w:t>
+      </w:r>
+      <w:r>
+        <w:rPr>
+          <w:rStyle w:val="SpecialCharTok"/>
+        </w:rPr>
+        <w:t xml:space="preserve">::</w:t>
       </w:r>
       <w:r>
         <w:rPr>
